--- a/オフィス移転_EARTH昭和町ビル/output/05_名義株に関する確認書_髙比_辰己_Monde.docx
+++ b/オフィス移転_EARTH昭和町ビル/output/05_名義株に関する確認書_髙比_辰己_Monde.docx
@@ -717,7 +717,7 @@
           <w:sz w:val="21"/>
           <w:szCs w:val="21"/>
         </w:rPr>
-        <w:t xml:space="preserve">氏　名　髙比 康充　　　　　　　　　　　　　　　　㊞</w:t>
+        <w:t xml:space="preserve">氏　名　髙比 康充　　　　　　　　　　　　　　　　印</w:t>
       </w:r>
     </w:p>
     <w:p>
@@ -763,7 +763,7 @@
           <w:sz w:val="21"/>
           <w:szCs w:val="21"/>
         </w:rPr>
-        <w:t xml:space="preserve">氏　名　辰己 逸奎　　　　　　　　　　　　　　　　㊞</w:t>
+        <w:t xml:space="preserve">氏　名　辰己 逸奎　　　　　　　　　　　　　　　　印</w:t>
       </w:r>
     </w:p>
     <w:p>
@@ -839,7 +839,7 @@
           <w:sz w:val="21"/>
           <w:szCs w:val="21"/>
         </w:rPr>
-        <w:t xml:space="preserve">代表者　代表取締役 辰己 逸奎　　　　　　　　　㊞</w:t>
+        <w:t xml:space="preserve">代表者　代表取締役 辰己 逸奎　　　　　　　　　印</w:t>
       </w:r>
     </w:p>
     <w:p>

--- a/オフィス移転_EARTH昭和町ビル/output/05_名義株に関する確認書_髙比_辰己_Monde.docx
+++ b/オフィス移転_EARTH昭和町ビル/output/05_名義株に関する確認書_髙比_辰己_Monde.docx
@@ -824,7 +824,7 @@
           <w:sz w:val="21"/>
           <w:szCs w:val="21"/>
         </w:rPr>
-        <w:t xml:space="preserve">所在地　【　　　　　　　　　　　　　　　　　　　】</w:t>
+        <w:t xml:space="preserve">所在地　大阪府大阪市阿倍野区阪南町2丁目5番2号 EARTH昭和町ビル1階</w:t>
       </w:r>
     </w:p>
     <w:p>
@@ -1083,7 +1083,7 @@
                 <w:sz w:val="20"/>
                 <w:szCs w:val="20"/>
               </w:rPr>
-              <w:t xml:space="preserve">【　　　　　　　　　　　　　　　　　　　】</w:t>
+              <w:t xml:space="preserve">大阪府大阪市阿倍野区阪南町2丁目5番2号 EARTH昭和町ビル1階</w:t>
             </w:r>
           </w:p>
         </w:tc>
